--- a/professor.lincoln/web-mobile-jogos/Plano de Ensino - Usabilidade, desenvolvimento web, mobile e jogos.docx
+++ b/professor.lincoln/web-mobile-jogos/Plano de Ensino - Usabilidade, desenvolvimento web, mobile e jogos.docx
@@ -8300,6 +8300,7 @@
   <w:style w:type="character" w:default="1" w:styleId="Fontepargpadro">
     <w:name w:val="Default Paragraph Font"/>
     <w:uiPriority w:val="1"/>
+    <w:semiHidden/>
     <w:unhideWhenUsed/>
   </w:style>
   <w:style w:type="table" w:default="1" w:styleId="Tabelanormal">
@@ -9011,6 +9012,8 @@
     <w:rsid w:val="00621533"/>
     <w:rsid w:val="00743C3F"/>
     <w:rsid w:val="00800A8F"/>
+    <w:rsid w:val="009218C1"/>
+    <w:rsid w:val="00AF4678"/>
     <w:rsid w:val="00D7524D"/>
     <w:rsid w:val="00E041A2"/>
     <w:rsid w:val="00FE3F61"/>

--- a/professor.lincoln/web-mobile-jogos/Plano de Ensino - Usabilidade, desenvolvimento web, mobile e jogos.docx
+++ b/professor.lincoln/web-mobile-jogos/Plano de Ensino - Usabilidade, desenvolvimento web, mobile e jogos.docx
@@ -1972,17 +1972,8 @@
               <w:i/>
               <w:iCs/>
             </w:rPr>
-            <w:t xml:space="preserve">Mobile </w:t>
-          </w:r>
-          <w:proofErr w:type="spellStart"/>
-          <w:r>
-            <w:rPr>
-              <w:i/>
-              <w:iCs/>
-            </w:rPr>
-            <w:t>First</w:t>
-          </w:r>
-          <w:proofErr w:type="spellEnd"/>
+            <w:t>Mobile First</w:t>
+          </w:r>
           <w:r>
             <w:t>.</w:t>
           </w:r>
@@ -3247,7 +3238,7 @@
               </w:tcPr>
               <w:p>
                 <w:r>
-                  <w:t>11/03 - 12/03</w:t>
+                  <w:t>18/03 - 19/03</w:t>
                 </w:r>
               </w:p>
             </w:tc>
@@ -3352,7 +3343,7 @@
               </w:tcPr>
               <w:p>
                 <w:r>
-                  <w:t>18/03 - 19/03</w:t>
+                  <w:t>25/03 - 26/03</w:t>
                 </w:r>
               </w:p>
             </w:tc>
@@ -3376,13 +3367,8 @@
               </w:tcPr>
               <w:p>
                 <w:r>
-                  <w:t xml:space="preserve">Responsividade e Mobile </w:t>
-                </w:r>
-                <w:proofErr w:type="spellStart"/>
-                <w:r>
-                  <w:t>First</w:t>
-                </w:r>
-                <w:proofErr w:type="spellEnd"/>
+                  <w:t>Responsividade e Mobile First</w:t>
+                </w:r>
               </w:p>
             </w:tc>
             <w:tc>
@@ -3452,11 +3438,7 @@
                 <w:vAlign w:val="center"/>
                 <w:hideMark/>
               </w:tcPr>
-              <w:p>
-                <w:r>
-                  <w:t>25/03 - 26/03</w:t>
-                </w:r>
-              </w:p>
+              <w:p/>
             </w:tc>
             <w:tc>
               <w:tcPr>
@@ -4759,23 +4741,7 @@
               <w:b/>
               <w:bCs/>
             </w:rPr>
-            <w:t xml:space="preserve">Foco em Mobile </w:t>
-          </w:r>
-          <w:proofErr w:type="spellStart"/>
-          <w:r>
-            <w:rPr>
-              <w:b/>
-              <w:bCs/>
-            </w:rPr>
-            <w:t>First</w:t>
-          </w:r>
-          <w:proofErr w:type="spellEnd"/>
-          <w:r>
-            <w:rPr>
-              <w:b/>
-              <w:bCs/>
-            </w:rPr>
-            <w:t xml:space="preserve"> (</w:t>
+            <w:t>Foco em Mobile First (</w:t>
           </w:r>
           <w:proofErr w:type="gramStart"/>
           <w:r>
@@ -9006,6 +8972,7 @@
   <w:rsids>
     <w:rsidRoot w:val="00E041A2"/>
     <w:rsid w:val="001F042A"/>
+    <w:rsid w:val="003548BE"/>
     <w:rsid w:val="004A7215"/>
     <w:rsid w:val="00532A11"/>
     <w:rsid w:val="00612ECC"/>
@@ -9016,6 +8983,7 @@
     <w:rsid w:val="00AF4678"/>
     <w:rsid w:val="00D7524D"/>
     <w:rsid w:val="00E041A2"/>
+    <w:rsid w:val="00FC1522"/>
     <w:rsid w:val="00FE3F61"/>
     <w:rsid w:val="00FF1D56"/>
   </w:rsids>
